--- a/docs/TOR_Kegiatan_LKMM_TH.docx
+++ b/docs/TOR_Kegiatan_LKMM_TH.docx
@@ -50,7 +50,7 @@
           <w:highlight w:val="yellow"/>
           <w:rtl w:val="0"/>
         </w:rPr>
-        <w:t>LKMM-TH 2025</w:t>
+        <w:t>LKMM-TH 2026</w:t>
       </w:r>
       <w:r>
         <w:rPr>
@@ -170,7 +170,7 @@
               <w:rPr>
                 <w:rtl w:val="0"/>
               </w:rPr>
-              <w:t>LKMM-TH (Latihan Kepemimpinan Manajemen Mahasiswa Tingkat Himpunan) 2025</w:t>
+              <w:t>LKMM-TH (Latihan Kepemimpinan Manajemen Mahasiswa Tingkat Himpunan) 2026</w:t>
             </w:r>
           </w:p>
         </w:tc>
@@ -397,7 +397,7 @@
           <w:color w:val="000000"/>
           <w:rtl w:val="0"/>
         </w:rPr>
-        <w:t>Latihan Kepemimpinan Manajemen Mahasiswa Tingkat Himpunan (LKMM-TH) 2025.</w:t>
+        <w:t>Latihan Kepemimpinan Manajemen Mahasiswa Tingkat Himpunan (LKMM-TH) 2026.</w:t>
         <w:br/>
         <w:t>Tema: "Sinergi Kepemimpinan Adaptif di Era Digital".</w:t>
         <w:br/>
@@ -2973,7 +2973,7 @@
                 <w:szCs w:val="24"/>
                 <w:rtl w:val="0"/>
               </w:rPr>
-              <w:t>Program Kerja LKMM-TH 2025</w:t>
+              <w:t>Program Kerja LKMM-TH 2026</w:t>
             </w:r>
             <w:r>
               <w:rPr>
@@ -6774,7 +6774,7 @@
           <w:color w:val="000000"/>
           <w:rtl w:val="0"/>
         </w:rPr>
-        <w:t xml:space="preserve">Term of Reference (ToR) ini disusun sebagai kerangka acuan dalam kegiatan LKMM-TH 2025. </w:t>
+        <w:t xml:space="preserve">Term of Reference (ToR) ini disusun sebagai kerangka acuan dalam kegiatan LKMM-TH 2026. </w:t>
       </w:r>
       <w:r>
         <w:rPr>
